--- a/report_template/template_main/gHRR_CustomEdition_GSWW_v1.2.0.docx
+++ b/report_template/template_main/gHRR_CustomEdition_GSWW_v1.2.0.docx
@@ -291,7 +291,7 @@
                     </wp:anchor>
                   </w:drawing>
                 </mc:Choice>
-                <mc:Fallback xmlns:wpsCustomData="http://www.wps.cn/officeDocument/2013/wpsCustomData" xmlns:w16du="http://schemas.microsoft.com/office/word/2023/wordml/word16du" xmlns:oel="http://schemas.microsoft.com/office/2019/extlst">
+                <mc:Fallback xmlns:oel="http://schemas.microsoft.com/office/2019/extlst" xmlns:w16du="http://schemas.microsoft.com/office/word/2023/wordml/word16du" xmlns:wpsCustomData="http://www.wps.cn/officeDocument/2013/wpsCustomData">
                   <w:pict>
                     <v:line id="_x0000_s1026" o:spid="_x0000_s1026" o:spt="20" style="position:absolute;left:0pt;flip:y;margin-left:-4.1pt;margin-top:-0.45pt;height:0.25pt;width:506.7pt;z-index:251661312;mso-width-relative:page;mso-height-relative:page;" filled="f" stroked="t" coordsize="21600,21600" o:gfxdata="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">
                       <v:fill on="f" focussize="0,0"/>
@@ -1572,7 +1572,7 @@
               </wp:anchor>
             </w:drawing>
           </mc:Choice>
-          <mc:Fallback xmlns:wpsCustomData="http://www.wps.cn/officeDocument/2013/wpsCustomData" xmlns:w16du="http://schemas.microsoft.com/office/word/2023/wordml/word16du" xmlns:oel="http://schemas.microsoft.com/office/2019/extlst">
+          <mc:Fallback xmlns:oel="http://schemas.microsoft.com/office/2019/extlst" xmlns:w16du="http://schemas.microsoft.com/office/word/2023/wordml/word16du" xmlns:wpsCustomData="http://www.wps.cn/officeDocument/2013/wpsCustomData">
             <w:pict>
               <v:line id="_x0000_s1026" o:spid="_x0000_s1026" o:spt="20" style="position:absolute;left:0pt;flip:y;margin-left:17.7pt;margin-top:136.35pt;height:0.25pt;width:506.7pt;z-index:251662336;mso-width-relative:page;mso-height-relative:page;" filled="f" stroked="t" coordsize="21600,21600" o:gfxdata="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">
                 <v:fill on="f" focussize="0,0"/>
@@ -8479,6 +8479,7 @@
                 <w:szCs w:val="17"/>
                 <w:highlight w:val="green"/>
               </w:rPr>
+              <w:lastRenderedPageBreak/>
               <w:t>{%p endif%}</w:t>
             </w:r>
           </w:p>
@@ -8503,6 +8504,7 @@
                 <w:szCs w:val="17"/>
                 <w:highlight w:val="green"/>
               </w:rPr>
+              <w:lastRenderedPageBreak/>
               <w:t>{%p if a.bio_category%}</w:t>
             </w:r>
           </w:p>
@@ -8575,7 +8577,16 @@
                 <w:sz w:val="17"/>
                 <w:szCs w:val="17"/>
               </w:rPr>
-              <w:t>{%p elif a.cnv_type == “HomoDel”%}</w:t>
+              <w:t xml:space="preserve">{%p elif a.cnv_type == </w:t>
+            </w:r>
+            <w:r>
+              <w:rPr>
+                <w:rFonts w:ascii="思源黑体 CN Normal" w:eastAsia="思源黑体 CN Normal" w:hAnsi="思源黑体 CN Normal"/>
+                <w:sz w:val="17"/>
+                <w:szCs w:val="17"/>
+              </w:rPr>
+              <w:lastRenderedPageBreak/>
+              <w:t>“HomoDel”%}</w:t>
             </w:r>
           </w:p>
           <w:p>
@@ -8611,7 +8622,6 @@
                 <w:sz w:val="17"/>
                 <w:szCs w:val="17"/>
               </w:rPr>
-              <w:lastRenderedPageBreak/>
               <w:t>{%p else%}</w:t>
             </w:r>
           </w:p>
@@ -12580,16 +12590,8 @@
                 <w:sz w:val="17"/>
                 <w:szCs w:val="17"/>
               </w:rPr>
-              <w:t xml:space="preserve">var.var_germline.level_4+ </w:t>
-            </w:r>
-            <w:r>
-              <w:rPr>
-                <w:rFonts w:ascii="思源黑体 CN Normal" w:eastAsia="思源黑体 CN Normal" w:hAnsi="思源黑体 CN Normal"/>
-                <w:sz w:val="17"/>
-                <w:szCs w:val="17"/>
-              </w:rPr>
               <w:lastRenderedPageBreak/>
-              <w:t>var_brca.gcnv_v2.B1_gcnv_L4 + var_brca.gcnv_v2.B2_gcnv_L4</w:t>
+              <w:t>var.var_germline.level_4+ var_brca.gcnv_v2.B1_gcnv_L4 + var_brca.gcnv_v2.B2_gcnv_L4</w:t>
             </w:r>
             <w:r>
               <w:rPr>
@@ -14711,6 +14713,7 @@
                 <w:sz w:val="18"/>
                 <w:szCs w:val="18"/>
               </w:rPr>
+              <w:lastRenderedPageBreak/>
               <w:t>基因</w:t>
             </w:r>
           </w:p>
@@ -14971,7 +14974,6 @@
                 <w:sz w:val="17"/>
                 <w:szCs w:val="17"/>
               </w:rPr>
-              <w:lastRenderedPageBreak/>
               <w:t>{{</w:t>
             </w:r>
             <w:r>
@@ -16246,6 +16248,7 @@
                 <w:sz w:val="17"/>
                 <w:szCs w:val="17"/>
               </w:rPr>
+              <w:lastRenderedPageBreak/>
               <w:t>{</w:t>
             </w:r>
             <w:r>
@@ -16442,7 +16445,6 @@
           <w:sz w:val="21"/>
           <w:szCs w:val="21"/>
         </w:rPr>
-        <w:lastRenderedPageBreak/>
         <w:t>意义不明确胚系变异</w:t>
       </w:r>
     </w:p>
@@ -17772,6 +17774,7 @@
                 <w:sz w:val="17"/>
                 <w:szCs w:val="17"/>
               </w:rPr>
+              <w:lastRenderedPageBreak/>
               <w:t>{</w:t>
             </w:r>
             <w:r>
@@ -17803,6 +17806,7 @@
                 <w:sz w:val="17"/>
                 <w:szCs w:val="17"/>
               </w:rPr>
+              <w:lastRenderedPageBreak/>
               <w:t>{%p if a.type==”Loss”%}</w:t>
             </w:r>
           </w:p>
@@ -17875,6 +17879,7 @@
                 <w:sz w:val="17"/>
                 <w:szCs w:val="17"/>
               </w:rPr>
+              <w:lastRenderedPageBreak/>
               <w:t>纯合</w:t>
             </w:r>
           </w:p>
@@ -18001,7 +18006,6 @@
                 <w:sz w:val="17"/>
                 <w:szCs w:val="17"/>
               </w:rPr>
-              <w:lastRenderedPageBreak/>
               <w:t>{%p if a.freq|float &gt;= 0.85%}</w:t>
             </w:r>
           </w:p>
@@ -20489,25 +20493,25 @@
                 <w:sz w:val="17"/>
                 <w:szCs w:val="17"/>
               </w:rPr>
+              <w:t>]%}</w:t>
+            </w:r>
+          </w:p>
+          <w:p>
+            <w:pPr>
+              <w:jc w:val="center"/>
+              <w:rPr>
+                <w:rFonts w:ascii="思源黑体 CN Normal" w:eastAsia="思源黑体 CN Normal" w:hAnsi="思源黑体 CN Normal"/>
+                <w:sz w:val="17"/>
+                <w:szCs w:val="17"/>
+              </w:rPr>
+            </w:pPr>
+            <w:r>
+              <w:rPr>
+                <w:rFonts w:ascii="思源黑体 CN Normal" w:eastAsia="思源黑体 CN Normal" w:hAnsi="思源黑体 CN Normal" w:hint="eastAsia"/>
+                <w:sz w:val="17"/>
+                <w:szCs w:val="17"/>
+              </w:rPr>
               <w:lastRenderedPageBreak/>
-              <w:t>]%}</w:t>
-            </w:r>
-          </w:p>
-          <w:p>
-            <w:pPr>
-              <w:jc w:val="center"/>
-              <w:rPr>
-                <w:rFonts w:ascii="思源黑体 CN Normal" w:eastAsia="思源黑体 CN Normal" w:hAnsi="思源黑体 CN Normal"/>
-                <w:sz w:val="17"/>
-                <w:szCs w:val="17"/>
-              </w:rPr>
-            </w:pPr>
-            <w:r>
-              <w:rPr>
-                <w:rFonts w:ascii="思源黑体 CN Normal" w:eastAsia="思源黑体 CN Normal" w:hAnsi="思源黑体 CN Normal" w:hint="eastAsia"/>
-                <w:sz w:val="17"/>
-                <w:szCs w:val="17"/>
-              </w:rPr>
               <w:t>/</w:t>
             </w:r>
           </w:p>
@@ -20790,25 +20794,25 @@
                 <w:sz w:val="17"/>
                 <w:szCs w:val="17"/>
               </w:rPr>
+              <w:t>致病性</w:t>
+            </w:r>
+          </w:p>
+          <w:p>
+            <w:pPr>
+              <w:jc w:val="center"/>
+              <w:rPr>
+                <w:rFonts w:ascii="思源黑体 CN Normal" w:eastAsia="思源黑体 CN Normal" w:hAnsi="思源黑体 CN Normal"/>
+                <w:sz w:val="17"/>
+                <w:szCs w:val="17"/>
+              </w:rPr>
+            </w:pPr>
+            <w:r>
+              <w:rPr>
+                <w:rFonts w:ascii="思源黑体 CN Normal" w:eastAsia="思源黑体 CN Normal" w:hAnsi="思源黑体 CN Normal" w:hint="eastAsia"/>
+                <w:sz w:val="17"/>
+                <w:szCs w:val="17"/>
+              </w:rPr>
               <w:lastRenderedPageBreak/>
-              <w:t>致病性</w:t>
-            </w:r>
-          </w:p>
-          <w:p>
-            <w:pPr>
-              <w:jc w:val="center"/>
-              <w:rPr>
-                <w:rFonts w:ascii="思源黑体 CN Normal" w:eastAsia="思源黑体 CN Normal" w:hAnsi="思源黑体 CN Normal"/>
-                <w:sz w:val="17"/>
-                <w:szCs w:val="17"/>
-              </w:rPr>
-            </w:pPr>
-            <w:r>
-              <w:rPr>
-                <w:rFonts w:ascii="思源黑体 CN Normal" w:eastAsia="思源黑体 CN Normal" w:hAnsi="思源黑体 CN Normal" w:hint="eastAsia"/>
-                <w:sz w:val="17"/>
-                <w:szCs w:val="17"/>
-              </w:rPr>
               <w:t>{%</w:t>
             </w:r>
             <w:r>
@@ -22469,7 +22473,6 @@
                 <w:sz w:val="17"/>
                 <w:szCs w:val="17"/>
               </w:rPr>
-              <w:lastRenderedPageBreak/>
               <w:t>{</w:t>
             </w:r>
             <w:r>
@@ -22509,7 +22512,6 @@
                 <w:sz w:val="17"/>
                 <w:szCs w:val="17"/>
               </w:rPr>
-              <w:lastRenderedPageBreak/>
               <w:t>{</w:t>
             </w:r>
             <w:r>
@@ -23035,6 +23037,7 @@
                 <w:sz w:val="17"/>
                 <w:szCs w:val="17"/>
               </w:rPr>
+              <w:lastRenderedPageBreak/>
               <w:t>杂合</w:t>
             </w:r>
           </w:p>
@@ -23053,7 +23056,6 @@
                 <w:sz w:val="17"/>
                 <w:szCs w:val="17"/>
               </w:rPr>
-              <w:lastRenderedPageBreak/>
               <w:t>{%p elif a.cnv_type == “HomoDel”%}</w:t>
             </w:r>
           </w:p>
@@ -24751,7 +24753,7 @@
       <w:pPr>
         <w:adjustRightInd w:val="0"/>
         <w:snapToGrid w:val="0"/>
-        <w:ind w:firstLineChars="200" w:firstLine="321"/>
+        <w:ind w:firstLineChars="200" w:firstLine="329"/>
         <w:rPr>
           <w:rFonts w:ascii="思源黑体 CN Normal" w:eastAsia="思源黑体 CN Normal" w:hAnsi="思源黑体 CN Normal"/>
           <w:b/>
@@ -26126,6 +26128,7 @@
                 <w:sz w:val="17"/>
                 <w:szCs w:val="17"/>
               </w:rPr>
+              <w:lastRenderedPageBreak/>
               <w:t>{{b.evi_interpretation|e}}</w:t>
             </w:r>
           </w:p>
@@ -26239,7 +26242,6 @@
           <w:sz w:val="16"/>
           <w:szCs w:val="16"/>
         </w:rPr>
-        <w:lastRenderedPageBreak/>
         <w:t>{%p else%}</w:t>
       </w:r>
     </w:p>
@@ -27219,6 +27221,7 @@
                 <w:sz w:val="17"/>
                 <w:szCs w:val="17"/>
               </w:rPr>
+              <w:lastRenderedPageBreak/>
               <w:t>{{b.regimen_name}}：</w:t>
             </w:r>
           </w:p>
@@ -27474,7 +27477,6 @@
                 <w:sz w:val="17"/>
                 <w:szCs w:val="17"/>
               </w:rPr>
-              <w:lastRenderedPageBreak/>
               <w:t>目前关于该变异的临床治疗策略尚不明确。</w:t>
             </w:r>
           </w:p>
@@ -28324,6 +28326,7 @@
                 <w:sz w:val="18"/>
                 <w:szCs w:val="18"/>
               </w:rPr>
+              <w:lastRenderedPageBreak/>
               <w:t>{%p if a.type==”Loss”%}</w:t>
             </w:r>
           </w:p>
@@ -28902,7 +28905,6 @@
                 <w:sz w:val="17"/>
                 <w:szCs w:val="17"/>
               </w:rPr>
-              <w:lastRenderedPageBreak/>
               <w:t>变异解读</w:t>
             </w:r>
           </w:p>
@@ -29332,6 +29334,7 @@
                 <w:sz w:val="17"/>
                 <w:szCs w:val="17"/>
               </w:rPr>
+              <w:lastRenderedPageBreak/>
               <w:t>基因介绍</w:t>
             </w:r>
           </w:p>
@@ -29840,10 +29843,10 @@
         <w:tblLook w:val="04A0" w:firstRow="1" w:lastRow="0" w:firstColumn="1" w:lastColumn="0" w:noHBand="0" w:noVBand="1"/>
       </w:tblPr>
       <w:tblGrid>
-        <w:gridCol w:w="2433"/>
+        <w:gridCol w:w="2445"/>
+        <w:gridCol w:w="2610"/>
+        <w:gridCol w:w="2670"/>
         <w:gridCol w:w="2597"/>
-        <w:gridCol w:w="2656"/>
-        <w:gridCol w:w="2636"/>
       </w:tblGrid>
       <w:tr>
         <w:trPr>
@@ -29957,6 +29960,7 @@
                 <w:color w:val="595959" w:themeColor="text1" w:themeTint="A6"/>
                 <w:sz w:val="22"/>
               </w:rPr>
+              <w:lastRenderedPageBreak/>
               <w:t>{{sample.report_date}}</w:t>
             </w:r>
           </w:p>
@@ -29980,6 +29984,7 @@
           <w:sz w:val="16"/>
           <w:szCs w:val="16"/>
         </w:rPr>
+        <w:lastRenderedPageBreak/>
         <w:br w:type="page"/>
       </w:r>
     </w:p>
@@ -30138,7 +30143,7 @@
                     </wp:anchor>
                   </w:drawing>
                 </mc:Choice>
-                <mc:Fallback xmlns:wpsCustomData="http://www.wps.cn/officeDocument/2013/wpsCustomData" xmlns:w16du="http://schemas.microsoft.com/office/word/2023/wordml/word16du" xmlns:oel="http://schemas.microsoft.com/office/2019/extlst">
+                <mc:Fallback xmlns:oel="http://schemas.microsoft.com/office/2019/extlst" xmlns:w16du="http://schemas.microsoft.com/office/word/2023/wordml/word16du" xmlns:wpsCustomData="http://www.wps.cn/officeDocument/2013/wpsCustomData">
                   <w:pict>
                     <v:roundrect id="矩形: 圆角 12" o:spid="_x0000_s1026" o:spt="2" style="position:absolute;left:0pt;margin-left:-5.7pt;margin-top:3.25pt;height:25.3pt;width:71.3pt;mso-position-horizontal-relative:margin;z-index:-251657216;v-text-anchor:middle;mso-width-relative:page;mso-height-relative:page;" fillcolor="#F2F2F2 [3052]" filled="t" stroked="f" coordsize="21600,21600" arcsize="0.166666666666667" o:gfxdata="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">
                       <v:fill on="t" focussize="0,0"/>
@@ -31237,6 +31242,7 @@
                 <w:sz w:val="16"/>
                 <w:szCs w:val="16"/>
               </w:rPr>
+              <w:lastRenderedPageBreak/>
               <w:t>（潜在临床意义）</w:t>
             </w:r>
           </w:p>
@@ -31269,6 +31275,7 @@
                 <w:sz w:val="16"/>
                 <w:szCs w:val="16"/>
               </w:rPr>
+              <w:lastRenderedPageBreak/>
               <w:t>C</w:t>
             </w:r>
           </w:p>
@@ -32763,7 +32770,7 @@
                     </wp:anchor>
                   </w:drawing>
                 </mc:Choice>
-                <mc:Fallback xmlns:wpsCustomData="http://www.wps.cn/officeDocument/2013/wpsCustomData" xmlns:w16du="http://schemas.microsoft.com/office/word/2023/wordml/word16du" xmlns:oel="http://schemas.microsoft.com/office/2019/extlst">
+                <mc:Fallback xmlns:oel="http://schemas.microsoft.com/office/2019/extlst" xmlns:w16du="http://schemas.microsoft.com/office/word/2023/wordml/word16du" xmlns:wpsCustomData="http://www.wps.cn/officeDocument/2013/wpsCustomData">
                   <w:pict>
                     <v:roundrect id="矩形: 圆角 27" o:spid="_x0000_s1026" o:spt="2" style="position:absolute;left:0pt;margin-left:-5.7pt;margin-top:3.25pt;height:25.3pt;width:71.3pt;mso-position-horizontal-relative:margin;z-index:-251656192;v-text-anchor:middle;mso-width-relative:page;mso-height-relative:page;" fillcolor="#F2F2F2 [3052]" filled="t" stroked="f" coordsize="21600,21600" arcsize="0.166666666666667" o:gfxdata="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">
                       <v:fill on="t" focussize="0,0"/>
@@ -38520,6 +38527,7 @@
           <w:sz w:val="18"/>
           <w:szCs w:val="18"/>
         </w:rPr>
+        <w:lastRenderedPageBreak/>
         <w:t>以下基因外显子中部分区段由于覆盖度原因不包含在检测范围中：</w:t>
       </w:r>
       <w:r>
@@ -38655,7 +38663,6 @@
                 <w:sz w:val="18"/>
                 <w:szCs w:val="18"/>
               </w:rPr>
-              <w:lastRenderedPageBreak/>
               <w:t>基因</w:t>
             </w:r>
           </w:p>
@@ -45143,6 +45150,7 @@
           <w:szCs w:val="18"/>
           <w:highlight w:val="yellow"/>
         </w:rPr>
+        <w:lastRenderedPageBreak/>
         <w:t>{%p endif%}</w:t>
       </w:r>
       <w:bookmarkEnd w:id="15"/>
@@ -46308,7 +46316,7 @@
           <w:sz w:val="18"/>
           <w:szCs w:val="18"/>
         </w:rPr>
-        <w:t>同源重组修复相关基因突变及HRD状态可以指导PARP抑制剂靶向治疗。目前，全球已有多种PARP抑制剂获批上市，如由FDA批准的奥拉帕利（Olaparib）、鲁卡帕尼（Rucaparib）、尼拉帕利（Niraparib）、他拉唑帕利（Talazoparib）以及近期由NMPA批准的氟唑帕利（Fluzoparib）和帕米帕利（Pamiparib）等，已经相继在卵巢癌、前列腺癌、乳腺癌、胰腺癌等肿瘤中获批诸多适应症，其中也包括以HRR基因突变和HRD作为生物标志物的适应症获批。HRD检测在PARP抑制剂治疗卵巢癌中具有重要的应用价值；在乳腺癌、胰腺癌、前列腺癌中，其对PARP抑制剂或含铂类 药物的临床应用可能也具有潜在的指导价值。</w:t>
+        <w:t>同源重组修复相关基因突变及HRD状态可以指导PARP抑制剂靶向治疗。目前，全球已有多种PARP抑制剂获批上市，如由FDA批准的奥拉帕利（Olaparib）、鲁卡帕尼（Rucaparib）、尼拉帕利（Niraparib）、他拉唑帕利（Talazoparib）以及近期由NMPA批准的氟唑帕利（Fluzoparib）和帕米帕利（Pamiparib）等，已经相继在卵巢癌、前列腺癌、乳腺癌、胰腺癌等肿瘤中获批诸多适应症，其中也包括以HRR基因突变和HRD作为生物标志物的适应症获批。HRD检测在PARP抑制剂治疗卵巢癌中具有重要的应用价值；在乳腺癌、胰腺癌、前列腺癌中，其对PARP抑制剂或含铂类药物的临床应用可能也具有潜在的指导价值。</w:t>
       </w:r>
     </w:p>
     <w:p>
@@ -47716,10 +47724,6 @@
 </file>
 
 <file path=customXml/item1.xml><?xml version="1.0" encoding="utf-8"?>
-<b:Sources xmlns:b="http://schemas.openxmlformats.org/officeDocument/2006/bibliography" xmlns="http://schemas.openxmlformats.org/officeDocument/2006/bibliography" SelectedStyle="\APASixthEditionOfficeOnline.xsl" StyleName="APA" Version="6"/>
-</file>
-
-<file path=customXml/item2.xml><?xml version="1.0" encoding="utf-8"?>
 <s:customData xmlns="http://www.wps.cn/officeDocument/2013/wpsCustomData" xmlns:s="http://www.wps.cn/officeDocument/2013/wpsCustomData">
   <customSectProps>
     <customSectPr/>
@@ -47730,18 +47734,22 @@
 </s:customData>
 </file>
 
+<file path=customXml/item2.xml><?xml version="1.0" encoding="utf-8"?>
+<b:Sources xmlns:b="http://schemas.openxmlformats.org/officeDocument/2006/bibliography" xmlns="http://schemas.openxmlformats.org/officeDocument/2006/bibliography" SelectedStyle="\APASixthEditionOfficeOnline.xsl" StyleName="APA" Version="6"/>
+</file>
+
 <file path=customXml/itemProps1.xml><?xml version="1.0" encoding="utf-8"?>
+<ds:datastoreItem xmlns:ds="http://schemas.openxmlformats.org/officeDocument/2006/customXml" ds:itemID="{B1977F7D-205B-4081-913C-38D41E755F92}">
+  <ds:schemaRefs>
+    <ds:schemaRef ds:uri="http://www.wps.cn/officeDocument/2013/wpsCustomData"/>
+  </ds:schemaRefs>
+</ds:datastoreItem>
+</file>
+
+<file path=customXml/itemProps2.xml><?xml version="1.0" encoding="utf-8"?>
 <ds:datastoreItem xmlns:ds="http://schemas.openxmlformats.org/officeDocument/2006/customXml" ds:itemID="{E5E7EC2E-ABB6-4504-AA5D-CE25A7D9FFD8}">
   <ds:schemaRefs>
     <ds:schemaRef ds:uri="http://schemas.openxmlformats.org/officeDocument/2006/bibliography"/>
   </ds:schemaRefs>
 </ds:datastoreItem>
-</file>
-
-<file path=customXml/itemProps2.xml><?xml version="1.0" encoding="utf-8"?>
-<ds:datastoreItem xmlns:ds="http://schemas.openxmlformats.org/officeDocument/2006/customXml" ds:itemID="{B1977F7D-205B-4081-913C-38D41E755F92}">
-  <ds:schemaRefs>
-    <ds:schemaRef ds:uri="http://www.wps.cn/officeDocument/2013/wpsCustomData"/>
-  </ds:schemaRefs>
-</ds:datastoreItem>
 </file>